--- a/fixtures/tables-row-height-exact-overflow.docx
+++ b/fixtures/tables-row-height-exact-overflow.docx
@@ -72,11 +72,10 @@
           <w:p>
             <w:pPr>
               <w:spacing w:after="0"/>
+              <w:rPr>
+                <w:sz w:val="72"/>
+              </w:rPr>
             </w:pPr>
-            <w:r>
-              <w:rPr/>
-              <w:t xml:space="preserve">Overflow Birch continuation line.</w:t>
-            </w:r>
           </w:p>
         </w:tc>
         <w:tc>
